--- a/甲方资料交付/课程资料交付说明.docx
+++ b/甲方资料交付/课程资料交付说明.docx
@@ -4,432 +4,6 @@
   <w:body>
     <w:p>
       <w:pPr>
-        <w:pageBreakBefore w:val="0"/>
-        <w:widowControl/>
-        <w:kinsoku/>
-        <w:wordWrap/>
-        <w:overflowPunct/>
-        <w:topLinePunct w:val="0"/>
-        <w:autoSpaceDE/>
-        <w:autoSpaceDN/>
-        <w:bidi w:val="0"/>
-        <w:adjustRightInd/>
-        <w:snapToGrid/>
-        <w:ind w:firstLine="720" w:firstLineChars="200"/>
-        <w:jc w:val="center"/>
-        <w:textAlignment w:val="auto"/>
-        <w:rPr>
-          <w:rFonts w:ascii="微软雅黑" w:hAnsi="微软雅黑" w:eastAsia="微软雅黑"/>
-          <w:b/>
-          <w:color w:val="000000" w:themeColor="text1"/>
-          <w:sz w:val="36"/>
-          <w14:textFill>
-            <w14:solidFill>
-              <w14:schemeClr w14:val="tx1"/>
-            </w14:solidFill>
-          </w14:textFill>
-        </w:rPr>
-      </w:pPr>
-    </w:p>
-    <w:p>
-      <w:pPr>
-        <w:pageBreakBefore w:val="0"/>
-        <w:widowControl/>
-        <w:kinsoku/>
-        <w:wordWrap/>
-        <w:overflowPunct/>
-        <w:topLinePunct w:val="0"/>
-        <w:autoSpaceDE/>
-        <w:autoSpaceDN/>
-        <w:bidi w:val="0"/>
-        <w:adjustRightInd/>
-        <w:snapToGrid/>
-        <w:ind w:firstLine="1041" w:firstLineChars="200"/>
-        <w:jc w:val="center"/>
-        <w:textAlignment w:val="auto"/>
-        <w:rPr>
-          <w:color w:val="000000" w:themeColor="text1"/>
-          <w:sz w:val="52"/>
-          <w:szCs w:val="52"/>
-          <w14:textFill>
-            <w14:solidFill>
-              <w14:schemeClr w14:val="tx1"/>
-            </w14:solidFill>
-          </w14:textFill>
-        </w:rPr>
-      </w:pPr>
-      <w:r>
-        <w:rPr>
-          <w:rFonts w:ascii="微软雅黑" w:hAnsi="微软雅黑" w:eastAsia="微软雅黑"/>
-          <w:b/>
-          <w:color w:val="000000" w:themeColor="text1"/>
-          <w:sz w:val="52"/>
-          <w:szCs w:val="52"/>
-          <w14:textFill>
-            <w14:solidFill>
-              <w14:schemeClr w14:val="tx1"/>
-            </w14:solidFill>
-          </w14:textFill>
-        </w:rPr>
-        <w:t>课程资料交付说明</w:t>
-      </w:r>
-    </w:p>
-    <w:p>
-      <w:pPr>
-        <w:pageBreakBefore w:val="0"/>
-        <w:widowControl/>
-        <w:kinsoku/>
-        <w:wordWrap/>
-        <w:overflowPunct/>
-        <w:topLinePunct w:val="0"/>
-        <w:autoSpaceDE/>
-        <w:autoSpaceDN/>
-        <w:bidi w:val="0"/>
-        <w:adjustRightInd/>
-        <w:snapToGrid/>
-        <w:spacing w:before="600"/>
-        <w:jc w:val="center"/>
-        <w:textAlignment w:val="auto"/>
-        <w:rPr>
-          <w:rFonts w:ascii="微软雅黑" w:hAnsi="微软雅黑" w:eastAsia="微软雅黑"/>
-          <w:color w:val="000000" w:themeColor="text1"/>
-          <w:sz w:val="22"/>
-          <w14:textFill>
-            <w14:solidFill>
-              <w14:schemeClr w14:val="tx1"/>
-            </w14:solidFill>
-          </w14:textFill>
-        </w:rPr>
-      </w:pPr>
-    </w:p>
-    <w:p>
-      <w:pPr>
-        <w:pageBreakBefore w:val="0"/>
-        <w:widowControl/>
-        <w:kinsoku/>
-        <w:wordWrap/>
-        <w:overflowPunct/>
-        <w:topLinePunct w:val="0"/>
-        <w:autoSpaceDE/>
-        <w:autoSpaceDN/>
-        <w:bidi w:val="0"/>
-        <w:adjustRightInd/>
-        <w:snapToGrid/>
-        <w:spacing w:before="600"/>
-        <w:jc w:val="center"/>
-        <w:textAlignment w:val="auto"/>
-        <w:rPr>
-          <w:rFonts w:ascii="微软雅黑" w:hAnsi="微软雅黑" w:eastAsia="微软雅黑"/>
-          <w:color w:val="000000" w:themeColor="text1"/>
-          <w:sz w:val="22"/>
-          <w14:textFill>
-            <w14:solidFill>
-              <w14:schemeClr w14:val="tx1"/>
-            </w14:solidFill>
-          </w14:textFill>
-        </w:rPr>
-      </w:pPr>
-    </w:p>
-    <w:p>
-      <w:pPr>
-        <w:pageBreakBefore w:val="0"/>
-        <w:widowControl/>
-        <w:kinsoku/>
-        <w:wordWrap/>
-        <w:overflowPunct/>
-        <w:topLinePunct w:val="0"/>
-        <w:autoSpaceDE/>
-        <w:autoSpaceDN/>
-        <w:bidi w:val="0"/>
-        <w:adjustRightInd/>
-        <w:snapToGrid/>
-        <w:spacing w:before="600"/>
-        <w:jc w:val="center"/>
-        <w:textAlignment w:val="auto"/>
-        <w:rPr>
-          <w:rFonts w:ascii="微软雅黑" w:hAnsi="微软雅黑" w:eastAsia="微软雅黑"/>
-          <w:color w:val="000000" w:themeColor="text1"/>
-          <w:sz w:val="22"/>
-          <w14:textFill>
-            <w14:solidFill>
-              <w14:schemeClr w14:val="tx1"/>
-            </w14:solidFill>
-          </w14:textFill>
-        </w:rPr>
-      </w:pPr>
-    </w:p>
-    <w:p>
-      <w:pPr>
-        <w:pageBreakBefore w:val="0"/>
-        <w:widowControl/>
-        <w:kinsoku/>
-        <w:wordWrap/>
-        <w:overflowPunct/>
-        <w:topLinePunct w:val="0"/>
-        <w:autoSpaceDE/>
-        <w:autoSpaceDN/>
-        <w:bidi w:val="0"/>
-        <w:adjustRightInd/>
-        <w:snapToGrid/>
-        <w:spacing w:before="600"/>
-        <w:jc w:val="center"/>
-        <w:textAlignment w:val="auto"/>
-        <w:rPr>
-          <w:rFonts w:ascii="微软雅黑" w:hAnsi="微软雅黑" w:eastAsia="微软雅黑"/>
-          <w:color w:val="000000" w:themeColor="text1"/>
-          <w:sz w:val="22"/>
-          <w14:textFill>
-            <w14:solidFill>
-              <w14:schemeClr w14:val="tx1"/>
-            </w14:solidFill>
-          </w14:textFill>
-        </w:rPr>
-      </w:pPr>
-    </w:p>
-    <w:p>
-      <w:pPr>
-        <w:pageBreakBefore w:val="0"/>
-        <w:widowControl/>
-        <w:kinsoku/>
-        <w:wordWrap/>
-        <w:overflowPunct/>
-        <w:topLinePunct w:val="0"/>
-        <w:autoSpaceDE/>
-        <w:autoSpaceDN/>
-        <w:bidi w:val="0"/>
-        <w:adjustRightInd/>
-        <w:snapToGrid/>
-        <w:spacing w:before="600"/>
-        <w:jc w:val="center"/>
-        <w:textAlignment w:val="auto"/>
-        <w:rPr>
-          <w:rFonts w:ascii="微软雅黑" w:hAnsi="微软雅黑" w:eastAsia="微软雅黑"/>
-          <w:color w:val="000000" w:themeColor="text1"/>
-          <w:sz w:val="22"/>
-          <w14:textFill>
-            <w14:solidFill>
-              <w14:schemeClr w14:val="tx1"/>
-            </w14:solidFill>
-          </w14:textFill>
-        </w:rPr>
-      </w:pPr>
-    </w:p>
-    <w:p>
-      <w:pPr>
-        <w:pageBreakBefore w:val="0"/>
-        <w:widowControl/>
-        <w:kinsoku/>
-        <w:wordWrap/>
-        <w:overflowPunct/>
-        <w:topLinePunct w:val="0"/>
-        <w:autoSpaceDE/>
-        <w:autoSpaceDN/>
-        <w:bidi w:val="0"/>
-        <w:adjustRightInd/>
-        <w:snapToGrid/>
-        <w:spacing w:before="600"/>
-        <w:jc w:val="center"/>
-        <w:textAlignment w:val="auto"/>
-        <w:rPr>
-          <w:rFonts w:ascii="微软雅黑" w:hAnsi="微软雅黑" w:eastAsia="微软雅黑"/>
-          <w:color w:val="000000" w:themeColor="text1"/>
-          <w:sz w:val="22"/>
-          <w14:textFill>
-            <w14:solidFill>
-              <w14:schemeClr w14:val="tx1"/>
-            </w14:solidFill>
-          </w14:textFill>
-        </w:rPr>
-      </w:pPr>
-    </w:p>
-    <w:p>
-      <w:pPr>
-        <w:pageBreakBefore w:val="0"/>
-        <w:widowControl/>
-        <w:kinsoku/>
-        <w:wordWrap/>
-        <w:overflowPunct/>
-        <w:topLinePunct w:val="0"/>
-        <w:autoSpaceDE/>
-        <w:autoSpaceDN/>
-        <w:bidi w:val="0"/>
-        <w:adjustRightInd/>
-        <w:snapToGrid/>
-        <w:spacing w:before="600"/>
-        <w:jc w:val="center"/>
-        <w:textAlignment w:val="auto"/>
-        <w:rPr>
-          <w:rFonts w:ascii="微软雅黑" w:hAnsi="微软雅黑" w:eastAsia="微软雅黑"/>
-          <w:color w:val="000000" w:themeColor="text1"/>
-          <w:sz w:val="22"/>
-          <w14:textFill>
-            <w14:solidFill>
-              <w14:schemeClr w14:val="tx1"/>
-            </w14:solidFill>
-          </w14:textFill>
-        </w:rPr>
-      </w:pPr>
-    </w:p>
-    <w:p>
-      <w:pPr>
-        <w:pageBreakBefore w:val="0"/>
-        <w:widowControl/>
-        <w:kinsoku/>
-        <w:wordWrap/>
-        <w:overflowPunct/>
-        <w:topLinePunct w:val="0"/>
-        <w:autoSpaceDE/>
-        <w:autoSpaceDN/>
-        <w:bidi w:val="0"/>
-        <w:adjustRightInd/>
-        <w:snapToGrid/>
-        <w:spacing w:before="600"/>
-        <w:jc w:val="center"/>
-        <w:textAlignment w:val="auto"/>
-        <w:rPr>
-          <w:rFonts w:ascii="微软雅黑" w:hAnsi="微软雅黑" w:eastAsia="微软雅黑"/>
-          <w:color w:val="000000" w:themeColor="text1"/>
-          <w:sz w:val="22"/>
-          <w14:textFill>
-            <w14:solidFill>
-              <w14:schemeClr w14:val="tx1"/>
-            </w14:solidFill>
-          </w14:textFill>
-        </w:rPr>
-      </w:pPr>
-    </w:p>
-    <w:p>
-      <w:pPr>
-        <w:pageBreakBefore w:val="0"/>
-        <w:widowControl/>
-        <w:kinsoku/>
-        <w:wordWrap/>
-        <w:overflowPunct/>
-        <w:topLinePunct w:val="0"/>
-        <w:autoSpaceDE/>
-        <w:autoSpaceDN/>
-        <w:bidi w:val="0"/>
-        <w:adjustRightInd/>
-        <w:snapToGrid/>
-        <w:spacing w:before="600"/>
-        <w:jc w:val="both"/>
-        <w:textAlignment w:val="auto"/>
-        <w:rPr>
-          <w:rFonts w:ascii="微软雅黑" w:hAnsi="微软雅黑" w:eastAsia="微软雅黑"/>
-          <w:color w:val="000000" w:themeColor="text1"/>
-          <w:sz w:val="22"/>
-          <w14:textFill>
-            <w14:solidFill>
-              <w14:schemeClr w14:val="tx1"/>
-            </w14:solidFill>
-          </w14:textFill>
-        </w:rPr>
-      </w:pPr>
-    </w:p>
-    <w:p>
-      <w:pPr>
-        <w:pageBreakBefore w:val="0"/>
-        <w:widowControl/>
-        <w:kinsoku/>
-        <w:wordWrap/>
-        <w:overflowPunct/>
-        <w:topLinePunct w:val="0"/>
-        <w:autoSpaceDE/>
-        <w:autoSpaceDN/>
-        <w:bidi w:val="0"/>
-        <w:adjustRightInd/>
-        <w:snapToGrid/>
-        <w:spacing w:before="600"/>
-        <w:jc w:val="center"/>
-        <w:textAlignment w:val="auto"/>
-        <w:rPr>
-          <w:color w:val="000000" w:themeColor="text1"/>
-          <w14:textFill>
-            <w14:solidFill>
-              <w14:schemeClr w14:val="tx1"/>
-            </w14:solidFill>
-          </w14:textFill>
-        </w:rPr>
-      </w:pPr>
-      <w:r>
-        <w:rPr>
-          <w:rFonts w:ascii="微软雅黑" w:hAnsi="微软雅黑" w:eastAsia="微软雅黑"/>
-          <w:color w:val="000000" w:themeColor="text1"/>
-          <w:sz w:val="22"/>
-          <w14:textFill>
-            <w14:solidFill>
-              <w14:schemeClr w14:val="tx1"/>
-            </w14:solidFill>
-          </w14:textFill>
-        </w:rPr>
-        <w:t>配套文件：课程资料收集模板.xlsx</w:t>
-      </w:r>
-      <w:r>
-        <w:rPr>
-          <w:rFonts w:ascii="微软雅黑" w:hAnsi="微软雅黑" w:eastAsia="微软雅黑"/>
-          <w:color w:val="000000" w:themeColor="text1"/>
-          <w:sz w:val="22"/>
-          <w14:textFill>
-            <w14:solidFill>
-              <w14:schemeClr w14:val="tx1"/>
-            </w14:solidFill>
-          </w14:textFill>
-        </w:rPr>
-        <w:br w:type="textWrapping"/>
-      </w:r>
-      <w:r>
-        <w:rPr>
-          <w:rFonts w:ascii="微软雅黑" w:hAnsi="微软雅黑" w:eastAsia="微软雅黑"/>
-          <w:color w:val="000000" w:themeColor="text1"/>
-          <w:sz w:val="22"/>
-          <w14:textFill>
-            <w14:solidFill>
-              <w14:schemeClr w14:val="tx1"/>
-            </w14:solidFill>
-          </w14:textFill>
-        </w:rPr>
-        <w:t>版本：V1.1　　日期：2026 年 10 月</w:t>
-      </w:r>
-    </w:p>
-    <w:p>
-      <w:pPr>
-        <w:pageBreakBefore w:val="0"/>
-        <w:widowControl/>
-        <w:kinsoku/>
-        <w:wordWrap/>
-        <w:overflowPunct/>
-        <w:topLinePunct w:val="0"/>
-        <w:autoSpaceDE/>
-        <w:autoSpaceDN/>
-        <w:bidi w:val="0"/>
-        <w:adjustRightInd/>
-        <w:snapToGrid/>
-        <w:ind w:firstLine="420" w:firstLineChars="200"/>
-        <w:textAlignment w:val="auto"/>
-        <w:rPr>
-          <w:color w:val="000000" w:themeColor="text1"/>
-          <w14:textFill>
-            <w14:solidFill>
-              <w14:schemeClr w14:val="tx1"/>
-            </w14:solidFill>
-          </w14:textFill>
-        </w:rPr>
-      </w:pPr>
-      <w:r>
-        <w:rPr>
-          <w:color w:val="000000" w:themeColor="text1"/>
-          <w14:textFill>
-            <w14:solidFill>
-              <w14:schemeClr w14:val="tx1"/>
-            </w14:solidFill>
-          </w14:textFill>
-        </w:rPr>
-        <w:br w:type="page"/>
-      </w:r>
-    </w:p>
-    <w:p>
-      <w:pPr>
-        <w:pStyle w:val="3"/>
         <w:pageBreakBefore w:val="0"/>
         <w:widowControl/>
         <w:kinsoku/>
@@ -463,7 +37,36 @@
             </w14:solidFill>
           </w14:textFill>
         </w:rPr>
-        <w:t>一、说明</w:t>
+        <w:t>一、</w:t>
+      </w:r>
+      <w:r>
+        <w:rPr>
+          <w:rFonts w:ascii="微软雅黑" w:hAnsi="微软雅黑" w:eastAsia="微软雅黑"/>
+          <w:b/>
+          <w:color w:val="000000" w:themeColor="text1"/>
+          <w:sz w:val="30"/>
+          <w:szCs w:val="30"/>
+          <w14:textFill>
+            <w14:solidFill>
+              <w14:schemeClr w14:val="tx1"/>
+            </w14:solidFill>
+          </w14:textFill>
+        </w:rPr>
+        <w:t>课程资料交付</w:t>
+      </w:r>
+      <w:r>
+        <w:rPr>
+          <w:rFonts w:ascii="微软雅黑" w:hAnsi="微软雅黑" w:eastAsia="微软雅黑"/>
+          <w:b/>
+          <w:color w:val="000000" w:themeColor="text1"/>
+          <w:sz w:val="30"/>
+          <w14:textFill>
+            <w14:solidFill>
+              <w14:schemeClr w14:val="tx1"/>
+            </w14:solidFill>
+          </w14:textFill>
+        </w:rPr>
+        <w:t>说明</w:t>
       </w:r>
     </w:p>
     <w:p>
@@ -541,7 +144,7 @@
             </w14:solidFill>
           </w14:textFill>
         </w:rPr>
-        <w:t>系统中所有内容都围绕「章节 → 知识点」组织：资料和题目挂在知识点上，学情也按知识点统计。因此请贵方 首先确定课程大纲，其他资料再按大纲中的章节名和知识点名称填写。</w:t>
+        <w:t>系统中所有内容都围绕「章节 → 知识点」组织：资料和题目挂在知识点上，学情也按知识点统计。因此请贵方首先确定课程大纲，其他资料再按大纲中的章节名和知识点名称填写。</w:t>
       </w:r>
     </w:p>
     <w:p>
@@ -3119,7 +2722,10 @@
         <w:snapToGrid/>
         <w:textAlignment w:val="auto"/>
         <w:rPr>
+          <w:rFonts w:ascii="微软雅黑" w:hAnsi="微软雅黑" w:eastAsia="微软雅黑"/>
+          <w:b/>
           <w:color w:val="000000" w:themeColor="text1"/>
+          <w:sz w:val="25"/>
           <w14:textFill>
             <w14:solidFill>
               <w14:schemeClr w14:val="tx1"/>
@@ -3139,7 +2745,55 @@
             </w14:solidFill>
           </w14:textFill>
         </w:rPr>
-        <w:t>3.2 课程大纲（章节与知识点）—— 最重要</w:t>
+        <w:t>3.2 课程大纲（章节与知识点）</w:t>
+      </w:r>
+    </w:p>
+    <w:p>
+      <w:pPr>
+        <w:jc w:val="center"/>
+      </w:pPr>
+      <w:r>
+        <w:drawing>
+          <wp:inline distT="0" distB="0" distL="114300" distR="114300">
+            <wp:extent cx="4083685" cy="4377055"/>
+            <wp:effectExtent l="0" t="0" r="12065" b="4445"/>
+            <wp:docPr id="1" name="图片 1"/>
+            <wp:cNvGraphicFramePr>
+              <a:graphicFrameLocks xmlns:a="http://schemas.openxmlformats.org/drawingml/2006/main" noChangeAspect="1"/>
+            </wp:cNvGraphicFramePr>
+            <a:graphic xmlns:a="http://schemas.openxmlformats.org/drawingml/2006/main">
+              <a:graphicData uri="http://schemas.openxmlformats.org/drawingml/2006/picture">
+                <pic:pic xmlns:pic="http://schemas.openxmlformats.org/drawingml/2006/picture">
+                  <pic:nvPicPr>
+                    <pic:cNvPr id="1" name="图片 1"/>
+                    <pic:cNvPicPr>
+                      <a:picLocks noChangeAspect="1"/>
+                    </pic:cNvPicPr>
+                  </pic:nvPicPr>
+                  <pic:blipFill>
+                    <a:blip r:embed="rId6"/>
+                    <a:stretch>
+                      <a:fillRect/>
+                    </a:stretch>
+                  </pic:blipFill>
+                  <pic:spPr>
+                    <a:xfrm>
+                      <a:off x="0" y="0"/>
+                      <a:ext cx="4083685" cy="4377055"/>
+                    </a:xfrm>
+                    <a:prstGeom prst="rect">
+                      <a:avLst/>
+                    </a:prstGeom>
+                    <a:noFill/>
+                    <a:ln>
+                      <a:noFill/>
+                    </a:ln>
+                  </pic:spPr>
+                </pic:pic>
+              </a:graphicData>
+            </a:graphic>
+          </wp:inline>
+        </w:drawing>
       </w:r>
     </w:p>
     <w:p>
@@ -4707,8 +4361,10 @@
             </w14:solidFill>
           </w14:textFill>
         </w:rPr>
-        <w:t>请提供原始文件，并在「资源登记表」中为每个文件登记一行。必填列为文件名、资源标题、资源类型、所属章节；关联知识点、来源和备注为选填。不填写页数，也不填写时长。</w:t>
+        <w:t>请提供原始文件，并在「资源登记表」中为每个文件登记一行。必填列为文件名、资源标题、资源类型、所属章节；关联知识点、来源和备注为选填。</w:t>
       </w:r>
+      <w:bookmarkStart w:id="0" w:name="_GoBack"/>
+      <w:bookmarkEnd w:id="0"/>
     </w:p>
     <w:tbl>
       <w:tblPr>
@@ -4746,12 +4402,6 @@
             <w:insideH w:val="single" w:color="auto" w:sz="4" w:space="0"/>
             <w:insideV w:val="single" w:color="auto" w:sz="4" w:space="0"/>
           </w:tblBorders>
-          <w:tblCellMar>
-            <w:top w:w="0" w:type="dxa"/>
-            <w:left w:w="108" w:type="dxa"/>
-            <w:bottom w:w="0" w:type="dxa"/>
-            <w:right w:w="108" w:type="dxa"/>
-          </w:tblCellMar>
         </w:tblPrEx>
         <w:trPr>
           <w:jc w:val="center"/>
@@ -5832,7 +5482,7 @@
             </w14:solidFill>
           </w14:textFill>
         </w:rPr>
-        <w:t>同样在「资源登记表」中登记，类型选「教学视频」。不必填写时长。</w:t>
+        <w:t>同样在「资源登记表」中登记，类型选「教学视频」。</w:t>
       </w:r>
     </w:p>
     <w:p>
@@ -7848,8 +7498,6 @@
         </w:rPr>
         <w:t>题型说明：</w:t>
       </w:r>
-      <w:bookmarkStart w:id="0" w:name="_GoBack"/>
-      <w:bookmarkEnd w:id="0"/>
     </w:p>
     <w:p>
       <w:pPr>
@@ -9388,7 +9036,34 @@
             </w14:solidFill>
           </w14:textFill>
         </w:rPr>
-        <w:t>├── 课程资料收集模板.xlsx      （已填写）</w:t>
+        <w:t xml:space="preserve">├── 课程资料收集模板.xlsx      </w:t>
+      </w:r>
+      <w:r>
+        <w:rPr>
+          <w:rFonts w:hint="eastAsia" w:ascii="Consolas" w:hAnsi="Consolas"/>
+          <w:color w:val="000000" w:themeColor="text1"/>
+          <w:sz w:val="19"/>
+          <w:lang w:val="en-US" w:eastAsia="zh-CN"/>
+          <w14:textFill>
+            <w14:solidFill>
+              <w14:schemeClr w14:val="tx1"/>
+            </w14:solidFill>
+          </w14:textFill>
+        </w:rPr>
+        <w:t xml:space="preserve"> </w:t>
+      </w:r>
+      <w:r>
+        <w:rPr>
+          <w:rFonts w:ascii="Consolas" w:hAnsi="Consolas" w:eastAsia="微软雅黑"/>
+          <w:color w:val="000000" w:themeColor="text1"/>
+          <w:sz w:val="19"/>
+          <w14:textFill>
+            <w14:solidFill>
+              <w14:schemeClr w14:val="tx1"/>
+            </w14:solidFill>
+          </w14:textFill>
+        </w:rPr>
+        <w:t>（已填写）</w:t>
       </w:r>
       <w:r>
         <w:rPr>
@@ -10738,6 +10413,8 @@
         <w:textAlignment w:val="auto"/>
         <w:rPr>
           <w:color w:val="000000" w:themeColor="text1"/>
+          <w:highlight w:val="none"/>
+          <w:shd w:val="clear" w:color="FFFFFF" w:fill="D9D9D9"/>
           <w14:textFill>
             <w14:solidFill>
               <w14:schemeClr w14:val="tx1"/>
@@ -10750,6 +10427,8 @@
           <w:rFonts w:ascii="微软雅黑" w:hAnsi="微软雅黑" w:eastAsia="微软雅黑"/>
           <w:color w:val="000000" w:themeColor="text1"/>
           <w:sz w:val="20"/>
+          <w:highlight w:val="yellow"/>
+          <w:shd w:val="clear" w:color="auto" w:fill="auto"/>
           <w14:textFill>
             <w14:solidFill>
               <w14:schemeClr w14:val="tx1"/>
@@ -10822,23 +10501,6 @@
 <file path=word/numbering.xml><?xml version="1.0" encoding="utf-8"?>
 <w:numbering xmlns:wpc="http://schemas.microsoft.com/office/word/2010/wordprocessingCanvas" xmlns:mc="http://schemas.openxmlformats.org/markup-compatibility/2006" xmlns:o="urn:schemas-microsoft-com:office:office" xmlns:r="http://schemas.openxmlformats.org/officeDocument/2006/relationships" xmlns:m="http://schemas.openxmlformats.org/officeDocument/2006/math" xmlns:v="urn:schemas-microsoft-com:vml" xmlns:wp14="http://schemas.microsoft.com/office/word/2010/wordprocessingDrawing" xmlns:wp="http://schemas.openxmlformats.org/drawingml/2006/wordprocessingDrawing" xmlns:w10="urn:schemas-microsoft-com:office:word" xmlns:w="http://schemas.openxmlformats.org/wordprocessingml/2006/main" xmlns:w14="http://schemas.microsoft.com/office/word/2010/wordml" xmlns:wpg="http://schemas.microsoft.com/office/word/2010/wordprocessingGroup" xmlns:wpi="http://schemas.microsoft.com/office/word/2010/wordprocessingInk" xmlns:wne="http://schemas.microsoft.com/office/word/2006/wordml" xmlns:wps="http://schemas.microsoft.com/office/word/2010/wordprocessingShape" xmlns:wpsCustomData="http://www.wps.cn/officeDocument/2013/wpsCustomData" mc:Ignorable="w14 wp14">
   <w:abstractNum w:abstractNumId="0">
-    <w:nsid w:val="9C38C4F4"/>
-    <w:multiLevelType w:val="singleLevel"/>
-    <w:tmpl w:val="9C38C4F4"/>
-    <w:lvl w:ilvl="0" w:tentative="0">
-      <w:start w:val="1"/>
-      <w:numFmt w:val="decimal"/>
-      <w:lvlText w:val="%1."/>
-      <w:lvlJc w:val="left"/>
-      <w:pPr>
-        <w:ind w:left="425" w:hanging="425"/>
-      </w:pPr>
-      <w:rPr>
-        <w:rFonts w:hint="default"/>
-      </w:rPr>
-    </w:lvl>
-  </w:abstractNum>
-  <w:abstractNum w:abstractNumId="1">
     <w:nsid w:val="A3C1C935"/>
     <w:multiLevelType w:val="singleLevel"/>
     <w:tmpl w:val="A3C1C935"/>
@@ -10856,7 +10518,7 @@
       </w:rPr>
     </w:lvl>
   </w:abstractNum>
-  <w:abstractNum w:abstractNumId="2">
+  <w:abstractNum w:abstractNumId="1">
     <w:nsid w:val="A4B1BD13"/>
     <w:multiLevelType w:val="singleLevel"/>
     <w:tmpl w:val="A4B1BD13"/>
@@ -10874,7 +10536,7 @@
       </w:rPr>
     </w:lvl>
   </w:abstractNum>
-  <w:abstractNum w:abstractNumId="3">
+  <w:abstractNum w:abstractNumId="2">
     <w:nsid w:val="FA94A421"/>
     <w:multiLevelType w:val="singleLevel"/>
     <w:tmpl w:val="FA94A421"/>
@@ -10892,7 +10554,7 @@
       </w:rPr>
     </w:lvl>
   </w:abstractNum>
-  <w:abstractNum w:abstractNumId="4">
+  <w:abstractNum w:abstractNumId="3">
     <w:nsid w:val="FFFFFF7E"/>
     <w:multiLevelType w:val="singleLevel"/>
     <w:tmpl w:val="FFFFFF7E"/>
@@ -10910,7 +10572,7 @@
       </w:pPr>
     </w:lvl>
   </w:abstractNum>
-  <w:abstractNum w:abstractNumId="5">
+  <w:abstractNum w:abstractNumId="4">
     <w:nsid w:val="FFFFFF7F"/>
     <w:multiLevelType w:val="singleLevel"/>
     <w:tmpl w:val="FFFFFF7F"/>
@@ -10928,7 +10590,7 @@
       </w:pPr>
     </w:lvl>
   </w:abstractNum>
-  <w:abstractNum w:abstractNumId="6">
+  <w:abstractNum w:abstractNumId="5">
     <w:nsid w:val="FFFFFF82"/>
     <w:multiLevelType w:val="singleLevel"/>
     <w:tmpl w:val="FFFFFF82"/>
@@ -10949,7 +10611,7 @@
       </w:rPr>
     </w:lvl>
   </w:abstractNum>
-  <w:abstractNum w:abstractNumId="7">
+  <w:abstractNum w:abstractNumId="6">
     <w:nsid w:val="FFFFFF83"/>
     <w:multiLevelType w:val="singleLevel"/>
     <w:tmpl w:val="FFFFFF83"/>
@@ -10970,7 +10632,7 @@
       </w:rPr>
     </w:lvl>
   </w:abstractNum>
-  <w:abstractNum w:abstractNumId="8">
+  <w:abstractNum w:abstractNumId="7">
     <w:nsid w:val="FFFFFF88"/>
     <w:multiLevelType w:val="singleLevel"/>
     <w:tmpl w:val="FFFFFF88"/>
@@ -10988,7 +10650,7 @@
       </w:pPr>
     </w:lvl>
   </w:abstractNum>
-  <w:abstractNum w:abstractNumId="9">
+  <w:abstractNum w:abstractNumId="8">
     <w:nsid w:val="FFFFFF89"/>
     <w:multiLevelType w:val="singleLevel"/>
     <w:tmpl w:val="FFFFFF89"/>
@@ -11009,6 +10671,24 @@
       </w:rPr>
     </w:lvl>
   </w:abstractNum>
+  <w:abstractNum w:abstractNumId="9">
+    <w:nsid w:val="3E410880"/>
+    <w:multiLevelType w:val="singleLevel"/>
+    <w:tmpl w:val="3E410880"/>
+    <w:lvl w:ilvl="0" w:tentative="0">
+      <w:start w:val="1"/>
+      <w:numFmt w:val="decimal"/>
+      <w:suff w:val="space"/>
+      <w:lvlText w:val="%1."/>
+      <w:lvlJc w:val="left"/>
+      <w:pPr>
+        <w:ind w:left="425" w:hanging="425"/>
+      </w:pPr>
+      <w:rPr>
+        <w:rFonts w:hint="default"/>
+      </w:rPr>
+    </w:lvl>
+  </w:abstractNum>
   <w:abstractNum w:abstractNumId="10">
     <w:nsid w:val="5FFDB691"/>
     <w:multiLevelType w:val="singleLevel"/>
@@ -11079,28 +10759,28 @@
     </w:lvl>
   </w:abstractNum>
   <w:num w:numId="1">
+    <w:abstractNumId w:val="4"/>
+  </w:num>
+  <w:num w:numId="2">
+    <w:abstractNumId w:val="7"/>
+  </w:num>
+  <w:num w:numId="3">
+    <w:abstractNumId w:val="8"/>
+  </w:num>
+  <w:num w:numId="4">
     <w:abstractNumId w:val="5"/>
   </w:num>
-  <w:num w:numId="2">
-    <w:abstractNumId w:val="8"/>
-  </w:num>
-  <w:num w:numId="3">
-    <w:abstractNumId w:val="9"/>
-  </w:num>
-  <w:num w:numId="4">
-    <w:abstractNumId w:val="6"/>
-  </w:num>
   <w:num w:numId="5">
-    <w:abstractNumId w:val="4"/>
+    <w:abstractNumId w:val="3"/>
   </w:num>
   <w:num w:numId="6">
-    <w:abstractNumId w:val="7"/>
+    <w:abstractNumId w:val="6"/>
   </w:num>
   <w:num w:numId="7">
     <w:abstractNumId w:val="12"/>
   </w:num>
   <w:num w:numId="8">
-    <w:abstractNumId w:val="0"/>
+    <w:abstractNumId w:val="9"/>
   </w:num>
   <w:num w:numId="9">
     <w:abstractNumId w:val="11"/>
@@ -11112,13 +10792,13 @@
     <w:abstractNumId w:val="13"/>
   </w:num>
   <w:num w:numId="12">
+    <w:abstractNumId w:val="1"/>
+  </w:num>
+  <w:num w:numId="13">
     <w:abstractNumId w:val="2"/>
   </w:num>
-  <w:num w:numId="13">
-    <w:abstractNumId w:val="3"/>
-  </w:num>
   <w:num w:numId="14">
-    <w:abstractNumId w:val="1"/>
+    <w:abstractNumId w:val="0"/>
   </w:num>
 </w:numbering>
 </file>
@@ -11165,7 +10845,7 @@
     <w:lsdException w:uiPriority="99" w:name="Normal Indent"/>
     <w:lsdException w:uiPriority="99" w:name="footnote text"/>
     <w:lsdException w:uiPriority="99" w:name="annotation text"/>
-    <w:lsdException w:uiPriority="99" w:semiHidden="0" w:name="header"/>
+    <w:lsdException w:qFormat="1" w:uiPriority="99" w:semiHidden="0" w:name="header"/>
     <w:lsdException w:uiPriority="99" w:semiHidden="0" w:name="footer"/>
     <w:lsdException w:uiPriority="99" w:name="index heading"/>
     <w:lsdException w:qFormat="1" w:uiPriority="35" w:name="caption"/>
@@ -11181,10 +10861,10 @@
     <w:lsdException w:uiPriority="99" w:name="table of authorities"/>
     <w:lsdException w:uiPriority="99" w:semiHidden="0" w:name="macro"/>
     <w:lsdException w:uiPriority="99" w:name="toa heading"/>
-    <w:lsdException w:uiPriority="99" w:semiHidden="0" w:name="List"/>
+    <w:lsdException w:qFormat="1" w:uiPriority="99" w:semiHidden="0" w:name="List"/>
     <w:lsdException w:uiPriority="99" w:semiHidden="0" w:name="List Bullet"/>
-    <w:lsdException w:uiPriority="99" w:semiHidden="0" w:name="List Number"/>
-    <w:lsdException w:uiPriority="99" w:semiHidden="0" w:name="List 2"/>
+    <w:lsdException w:qFormat="1" w:uiPriority="99" w:semiHidden="0" w:name="List Number"/>
+    <w:lsdException w:qFormat="1" w:uiPriority="99" w:semiHidden="0" w:name="List 2"/>
     <w:lsdException w:uiPriority="99" w:semiHidden="0" w:name="List 3"/>
     <w:lsdException w:uiPriority="99" w:name="List 4"/>
     <w:lsdException w:uiPriority="99" w:name="List 5"/>
@@ -11203,8 +10883,8 @@
     <w:lsdException w:uiPriority="99" w:semiHidden="0" w:name="Body Text"/>
     <w:lsdException w:uiPriority="99" w:name="Body Text Indent"/>
     <w:lsdException w:uiPriority="99" w:semiHidden="0" w:name="List Continue"/>
-    <w:lsdException w:uiPriority="99" w:semiHidden="0" w:name="List Continue 2"/>
-    <w:lsdException w:uiPriority="99" w:semiHidden="0" w:name="List Continue 3"/>
+    <w:lsdException w:qFormat="1" w:uiPriority="99" w:semiHidden="0" w:name="List Continue 2"/>
+    <w:lsdException w:qFormat="1" w:uiPriority="99" w:semiHidden="0" w:name="List Continue 3"/>
     <w:lsdException w:uiPriority="99" w:name="List Continue 4"/>
     <w:lsdException w:uiPriority="99" w:name="List Continue 5"/>
     <w:lsdException w:uiPriority="99" w:name="Message Header"/>
@@ -11215,7 +10895,7 @@
     <w:lsdException w:uiPriority="99" w:name="Body Text First Indent 2"/>
     <w:lsdException w:uiPriority="99" w:name="Note Heading"/>
     <w:lsdException w:qFormat="1" w:uiPriority="99" w:semiHidden="0" w:name="Body Text 2"/>
-    <w:lsdException w:uiPriority="99" w:semiHidden="0" w:name="Body Text 3"/>
+    <w:lsdException w:qFormat="1" w:uiPriority="99" w:semiHidden="0" w:name="Body Text 3"/>
     <w:lsdException w:uiPriority="99" w:name="Body Text Indent 2"/>
     <w:lsdException w:uiPriority="99" w:name="Body Text Indent 3"/>
     <w:lsdException w:uiPriority="99" w:name="Block Text"/>
@@ -11237,7 +10917,7 @@
     <w:lsdException w:uiPriority="99" w:name="HTML Sample"/>
     <w:lsdException w:uiPriority="99" w:name="HTML Typewriter"/>
     <w:lsdException w:uiPriority="99" w:name="HTML Variable"/>
-    <w:lsdException w:uiPriority="99" w:name="Normal Table"/>
+    <w:lsdException w:qFormat="1" w:uiPriority="99" w:name="Normal Table"/>
     <w:lsdException w:uiPriority="99" w:name="annotation subject"/>
     <w:lsdException w:uiPriority="99" w:name="Table Simple 1"/>
     <w:lsdException w:uiPriority="99" w:name="Table Simple 2"/>
@@ -11369,7 +11049,7 @@
     <w:lsdException w:unhideWhenUsed="0" w:uiPriority="68" w:semiHidden="0" w:name="Medium Grid 2 Accent 5"/>
     <w:lsdException w:unhideWhenUsed="0" w:uiPriority="69" w:semiHidden="0" w:name="Medium Grid 3 Accent 5"/>
     <w:lsdException w:unhideWhenUsed="0" w:uiPriority="70" w:semiHidden="0" w:name="Dark List Accent 5"/>
-    <w:lsdException w:unhideWhenUsed="0" w:uiPriority="71" w:semiHidden="0" w:name="Colorful Shading Accent 5"/>
+    <w:lsdException w:qFormat="1" w:unhideWhenUsed="0" w:uiPriority="71" w:semiHidden="0" w:name="Colorful Shading Accent 5"/>
     <w:lsdException w:unhideWhenUsed="0" w:uiPriority="72" w:semiHidden="0" w:name="Colorful List Accent 5"/>
     <w:lsdException w:unhideWhenUsed="0" w:uiPriority="73" w:semiHidden="0" w:name="Colorful Grid Accent 5"/>
     <w:lsdException w:qFormat="1" w:unhideWhenUsed="0" w:uiPriority="60" w:semiHidden="0" w:name="Light Shading Accent 6"/>
@@ -11389,6 +11069,7 @@
   </w:latentStyles>
   <w:style w:type="paragraph" w:default="1" w:styleId="1">
     <w:name w:val="Normal"/>
+    <w:autoRedefine/>
     <w:qFormat/>
     <w:uiPriority w:val="0"/>
     <w:pPr>
@@ -11645,6 +11326,7 @@
   </w:style>
   <w:style w:type="character" w:default="1" w:styleId="132">
     <w:name w:val="Default Paragraph Font"/>
+    <w:autoRedefine/>
     <w:semiHidden/>
     <w:unhideWhenUsed/>
     <w:qFormat/>
@@ -11652,8 +11334,10 @@
   </w:style>
   <w:style w:type="table" w:default="1" w:styleId="32">
     <w:name w:val="Normal Table"/>
+    <w:autoRedefine/>
     <w:semiHidden/>
     <w:unhideWhenUsed/>
+    <w:qFormat/>
     <w:uiPriority w:val="99"/>
     <w:tblPr>
       <w:tblCellMar>
@@ -11701,6 +11385,7 @@
   <w:style w:type="paragraph" w:styleId="13">
     <w:name w:val="List Number 2"/>
     <w:basedOn w:val="1"/>
+    <w:autoRedefine/>
     <w:unhideWhenUsed/>
     <w:uiPriority w:val="99"/>
     <w:pPr>
@@ -11714,7 +11399,9 @@
   <w:style w:type="paragraph" w:styleId="14">
     <w:name w:val="List Number"/>
     <w:basedOn w:val="1"/>
+    <w:autoRedefine/>
     <w:unhideWhenUsed/>
+    <w:qFormat/>
     <w:uiPriority w:val="99"/>
     <w:pPr>
       <w:numPr>
@@ -11751,6 +11438,7 @@
   <w:style w:type="paragraph" w:styleId="16">
     <w:name w:val="List Bullet"/>
     <w:basedOn w:val="1"/>
+    <w:autoRedefine/>
     <w:unhideWhenUsed/>
     <w:uiPriority w:val="99"/>
     <w:pPr>
@@ -11766,6 +11454,7 @@
     <w:basedOn w:val="1"/>
     <w:link w:val="146"/>
     <w:unhideWhenUsed/>
+    <w:qFormat/>
     <w:uiPriority w:val="99"/>
     <w:pPr>
       <w:spacing w:after="120"/>
@@ -11817,6 +11506,7 @@
     <w:basedOn w:val="1"/>
     <w:autoRedefine/>
     <w:unhideWhenUsed/>
+    <w:qFormat/>
     <w:uiPriority w:val="99"/>
     <w:pPr>
       <w:ind w:left="720" w:hanging="360"/>
@@ -11837,6 +11527,7 @@
   <w:style w:type="paragraph" w:styleId="23">
     <w:name w:val="List Bullet 2"/>
     <w:basedOn w:val="1"/>
+    <w:autoRedefine/>
     <w:unhideWhenUsed/>
     <w:uiPriority w:val="99"/>
     <w:pPr>
@@ -11865,7 +11556,9 @@
     <w:name w:val="header"/>
     <w:basedOn w:val="1"/>
     <w:link w:val="135"/>
+    <w:autoRedefine/>
     <w:unhideWhenUsed/>
+    <w:qFormat/>
     <w:uiPriority w:val="99"/>
     <w:pPr>
       <w:tabs>
@@ -11880,6 +11573,7 @@
     <w:basedOn w:val="1"/>
     <w:next w:val="1"/>
     <w:link w:val="142"/>
+    <w:autoRedefine/>
     <w:qFormat/>
     <w:uiPriority w:val="11"/>
     <w:rPr>
@@ -11900,7 +11594,9 @@
   <w:style w:type="paragraph" w:styleId="27">
     <w:name w:val="List"/>
     <w:basedOn w:val="1"/>
+    <w:autoRedefine/>
     <w:unhideWhenUsed/>
+    <w:qFormat/>
     <w:uiPriority w:val="99"/>
     <w:pPr>
       <w:ind w:left="360" w:hanging="360"/>
@@ -11923,6 +11619,7 @@
     <w:name w:val="List Continue 2"/>
     <w:basedOn w:val="1"/>
     <w:unhideWhenUsed/>
+    <w:qFormat/>
     <w:uiPriority w:val="99"/>
     <w:pPr>
       <w:spacing w:after="120"/>
@@ -11934,6 +11631,7 @@
     <w:name w:val="List Continue 3"/>
     <w:basedOn w:val="1"/>
     <w:unhideWhenUsed/>
+    <w:qFormat/>
     <w:uiPriority w:val="99"/>
     <w:pPr>
       <w:spacing w:after="120"/>
@@ -21858,6 +21556,8 @@
   <w:style w:type="table" w:styleId="116">
     <w:name w:val="Colorful Shading Accent 5"/>
     <w:basedOn w:val="32"/>
+    <w:autoRedefine/>
+    <w:qFormat/>
     <w:uiPriority w:val="71"/>
     <w:pPr>
       <w:spacing w:after="0" w:line="240" w:lineRule="auto"/>
@@ -23614,6 +23314,8 @@
     <w:name w:val="Body Text Char"/>
     <w:basedOn w:val="132"/>
     <w:link w:val="19"/>
+    <w:autoRedefine/>
+    <w:qFormat/>
     <w:uiPriority w:val="99"/>
   </w:style>
   <w:style w:type="character" w:customStyle="1" w:styleId="145">
